--- a/word_reports/LP_0129_위치_160_Donny Osmond_Alone Togeth.docx
+++ b/word_reports/LP_0129_위치_160_Donny Osmond_Alone Togeth.docx
@@ -4,7 +4,7 @@
   <w:body>
     <w:p>
       <w:pPr>
-        <w:spacing w:after="280"/>
+        <w:spacing w:after="80"/>
       </w:pPr>
       <w:r>
         <w:rPr w:rFonts="맑은 고딕">
@@ -13,94 +13,47 @@
           <w:color w:val="1E3A8A"/>
           <w:sz w:val="30"/>
         </w:rPr>
-        <w:t>[160] Donny Osmond - Alone Together</w:t>
+        <w:t>Donny Osmond (도니 오스먼드) - Alone Together</w:t>
       </w:r>
     </w:p>
     <w:p>
       <w:pPr>
-        <w:spacing w:after="320"/>
+        <w:spacing w:after="240"/>
       </w:pPr>
       <w:r>
         <w:rPr w:rFonts="맑은 고딕">
           <w:rFonts w:ascii="맑은 고딕" w:hAnsi="맑은 고딕" w:eastAsia="맑은 고딕"/>
           <w:b/>
-          <w:sz w:val="20"/>
+          <w:color w:val="4B5563"/>
+          <w:sz w:val="22"/>
         </w:rPr>
-        <w:t>■ 위치 : 160</w:t>
-        <w:br/>
-      </w:r>
-      <w:r>
-        <w:rPr w:rFonts="맑은 고딕">
-          <w:rFonts w:ascii="맑은 고딕" w:hAnsi="맑은 고딕" w:eastAsia="맑은 고딕"/>
-          <w:b/>
-          <w:sz w:val="20"/>
-        </w:rPr>
-        <w:t>■ 아티스트 : Donny Osmond</w:t>
-        <w:br/>
-      </w:r>
-      <w:r>
-        <w:rPr w:rFonts="맑은 고딕">
-          <w:rFonts w:ascii="맑은 고딕" w:hAnsi="맑은 고딕" w:eastAsia="맑은 고딕"/>
-          <w:b/>
-          <w:sz w:val="20"/>
-        </w:rPr>
-        <w:t>■ 앨범명 : Alone Together</w:t>
-        <w:br/>
-      </w:r>
-      <w:r>
-        <w:rPr w:rFonts="맑은 고딕">
-          <w:rFonts w:ascii="맑은 고딕" w:hAnsi="맑은 고딕" w:eastAsia="맑은 고딕"/>
-          <w:b w:val="0"/>
-          <w:sz w:val="20"/>
-        </w:rPr>
-        <w:t>■ 음반 레이블 : ** MGM Records / Kolob Records</w:t>
-        <w:br/>
-      </w:r>
-      <w:r>
-        <w:rPr w:rFonts="맑은 고딕">
-          <w:rFonts w:ascii="맑은 고딕" w:hAnsi="맑은 고딕" w:eastAsia="맑은 고딕"/>
-          <w:b w:val="0"/>
-          <w:sz w:val="20"/>
-        </w:rPr>
-        <w:t>■ 발매년도 : ** 1973</w:t>
-        <w:br/>
-      </w:r>
-      <w:r>
-        <w:rPr w:rFonts="맑은 고딕">
-          <w:rFonts w:ascii="맑은 고딕" w:hAnsi="맑은 고딕" w:eastAsia="맑은 고딕"/>
-          <w:b w:val="0"/>
-          <w:sz w:val="20"/>
-        </w:rPr>
-        <w:t>■ 장르 : ** 팝 (Pop), 틴 팝 (Teen Pop), 소프트 록 (Soft Rock)</w:t>
-        <w:br/>
-      </w:r>
-      <w:r>
-        <w:rPr w:rFonts="맑은 고딕">
-          <w:rFonts w:ascii="맑은 고딕" w:hAnsi="맑은 고딕" w:eastAsia="맑은 고딕"/>
-          <w:b w:val="0"/>
-          <w:sz w:val="20"/>
-        </w:rPr>
-        <w:t>■ 주요 수록곡 : **</w:t>
-        <w:br/>
+        <w:t>위치 :  160</w:t>
       </w:r>
     </w:p>
     <w:p>
       <w:pPr>
-        <w:spacing w:after="160"/>
+        <w:spacing w:line="324" w:lineRule="auto" w:before="80" w:after="160"/>
       </w:pPr>
       <w:r>
         <w:rPr w:rFonts="맑은 고딕">
           <w:rFonts w:ascii="맑은 고딕" w:hAnsi="맑은 고딕" w:eastAsia="맑은 고딕"/>
           <w:b/>
           <w:color w:val="1F2937"/>
-          <w:sz w:val="24"/>
+          <w:sz w:val="22"/>
         </w:rPr>
-        <w:t>■ 음반 해설 및 감상 가이드</w:t>
+        <w:t xml:space="preserve">[음반 소개] </w:t>
+      </w:r>
+      <w:r>
+        <w:rPr w:rFonts="맑은 고딕">
+          <w:rFonts w:ascii="맑은 고딕" w:hAnsi="맑은 고딕" w:eastAsia="맑은 고딕"/>
+          <w:b w:val="0"/>
+          <w:sz w:val="21"/>
+        </w:rPr>
       </w:r>
     </w:p>
     <w:p>
       <w:pPr>
-        <w:spacing w:line="312" w:lineRule="auto" w:after="120"/>
+        <w:spacing w:line="324" w:lineRule="auto" w:after="120"/>
       </w:pPr>
       <w:r>
         <w:rPr w:rFonts="맑은 고딕">
@@ -108,64 +61,516 @@
           <w:b w:val="0"/>
           <w:sz w:val="21"/>
         </w:rPr>
-        <w:t>**</w:t>
+        <w:t>1970년대 초반, 전 세계 청춘들의 심장을 두근거리게 했던 순수한 낭만이 아날로그 그루브 속에 고스란히 봉인된 보석 같은 작품입니다. 10대의 풋풋함을 간직한 채 스탠더드 팝의 고전적인 서정성을 우아하게 길어 올린 도니 오스먼드의 미성은 듣는 이에게 아련한 첫사랑의 노스탤지어를 선사합니다. 단순한 틴팝의 경계를 넘어 유려한 오케스트레이션과 따스한 보컬 프로덕션이 빚어낸 이 음반은 그 시절 팝 음악이 지녔던 무구하고 찬란한 아름다움을 오롯이 증명하고 있습니다.</w:t>
       </w:r>
     </w:p>
     <w:p>
       <w:pPr>
-        <w:spacing w:line="312" w:lineRule="auto" w:after="120"/>
+        <w:spacing w:line="324" w:lineRule="auto" w:before="200" w:after="80"/>
       </w:pPr>
+      <w:r>
+        <w:rPr w:rFonts="맑은 고딕">
+          <w:rFonts w:ascii="맑은 고딕" w:hAnsi="맑은 고딕" w:eastAsia="맑은 고딕"/>
+          <w:b/>
+          <w:color w:val="1E3A8A"/>
+          <w:sz w:val="24"/>
+        </w:rPr>
+        <w:t>1. 음반 데이터</w:t>
+      </w:r>
+    </w:p>
+    <w:p>
+      <w:pPr>
+        <w:spacing w:line="324" w:lineRule="auto" w:after="80"/>
+      </w:pPr>
+      <w:r>
+        <w:rPr w:rFonts="맑은 고딕">
+          <w:rFonts w:ascii="맑은 고딕" w:hAnsi="맑은 고딕" w:eastAsia="맑은 고딕"/>
+          <w:b w:val="0"/>
+          <w:color w:val="6B7280"/>
+          <w:sz w:val="21"/>
+        </w:rPr>
+        <w:t xml:space="preserve">· </w:t>
+      </w:r>
+      <w:r>
+        <w:rPr w:rFonts="맑은 고딕">
+          <w:rFonts w:ascii="맑은 고딕" w:hAnsi="맑은 고딕" w:eastAsia="맑은 고딕"/>
+          <w:b/>
+          <w:color w:val="1F2937"/>
+          <w:sz w:val="21"/>
+        </w:rPr>
+        <w:t xml:space="preserve">앨범명: </w:t>
+      </w:r>
       <w:r>
         <w:rPr w:rFonts="맑은 고딕">
           <w:rFonts w:ascii="맑은 고딕" w:hAnsi="맑은 고딕" w:eastAsia="맑은 고딕"/>
           <w:b w:val="0"/>
           <w:sz w:val="21"/>
         </w:rPr>
-        <w:t>1970년대 전 세계 팝 음악계를 뒤흔들었던 ‘오스몬드 패밀리(The Osmonds)’의 마스코트이자 대표 아이콘, 도니 오스몬드(Donny Osmond)가 1973년에 발표한 음반 《Alone Together》는 그의 솔로 커리어 중에서도 유독 낭만적이고 성숙한 감성이 돋보이는 수작입니다. 변성기를 거치며 아역 스타에서 본격적인 보컬리스트로 변모하던 시기에 제작된 이 앨범은, 당대 청소년들의 열광적인 지지를 넘어 클래식 팝 감성을 사랑하는 음악 팬들에게까지 깊은 인상을 남겼습니다.</w:t>
+        <w:t>Alone Together</w:t>
       </w:r>
     </w:p>
     <w:p>
       <w:pPr>
-        <w:spacing w:line="312" w:lineRule="auto" w:after="120"/>
+        <w:spacing w:line="324" w:lineRule="auto" w:after="80"/>
       </w:pPr>
+      <w:r>
+        <w:rPr w:rFonts="맑은 고딕">
+          <w:rFonts w:ascii="맑은 고딕" w:hAnsi="맑은 고딕" w:eastAsia="맑은 고딕"/>
+          <w:b w:val="0"/>
+          <w:color w:val="6B7280"/>
+          <w:sz w:val="21"/>
+        </w:rPr>
+        <w:t xml:space="preserve">· </w:t>
+      </w:r>
+      <w:r>
+        <w:rPr w:rFonts="맑은 고딕">
+          <w:rFonts w:ascii="맑은 고딕" w:hAnsi="맑은 고딕" w:eastAsia="맑은 고딕"/>
+          <w:b/>
+          <w:color w:val="1F2937"/>
+          <w:sz w:val="21"/>
+        </w:rPr>
+        <w:t xml:space="preserve">아티스트: </w:t>
+      </w:r>
       <w:r>
         <w:rPr w:rFonts="맑은 고딕">
           <w:rFonts w:ascii="맑은 고딕" w:hAnsi="맑은 고딕" w:eastAsia="맑은 고딕"/>
           <w:b w:val="0"/>
           <w:sz w:val="21"/>
         </w:rPr>
-        <w:t>이 음반의 핵심은 도니 오스몬드의 미성 보컬과 대규모 오케스트레이션이 만들어내는 고풍스럽고 세련된 사운드에 있습니다. 스탠더드 팝과 클래식 올디스의 정서를 현대적인 소프트 록과 틴 팝의 어법으로 부드럽게 재해석해 낸 프로덕션은 매우 정교합니다. 도니 오스몬드는 특유의 맑고 흠잡을 데 없는 음색으로 각 곡이 지닌 감정의 결을 세심하게 짚어내며, 10대 보컬리스트라고는 믿기지 않을 정도의 뛰어난 표현력과 서정성을 선보입니다.</w:t>
+        <w:t>Donny Osmond (도니 오스먼드)</w:t>
       </w:r>
     </w:p>
     <w:p>
       <w:pPr>
-        <w:spacing w:line="312" w:lineRule="auto" w:after="120"/>
+        <w:spacing w:line="324" w:lineRule="auto" w:after="80"/>
       </w:pPr>
+      <w:r>
+        <w:rPr w:rFonts="맑은 고딕">
+          <w:rFonts w:ascii="맑은 고딕" w:hAnsi="맑은 고딕" w:eastAsia="맑은 고딕"/>
+          <w:b w:val="0"/>
+          <w:color w:val="6B7280"/>
+          <w:sz w:val="21"/>
+        </w:rPr>
+        <w:t xml:space="preserve">· </w:t>
+      </w:r>
+      <w:r>
+        <w:rPr w:rFonts="맑은 고딕">
+          <w:rFonts w:ascii="맑은 고딕" w:hAnsi="맑은 고딕" w:eastAsia="맑은 고딕"/>
+          <w:b/>
+          <w:color w:val="1F2937"/>
+          <w:sz w:val="21"/>
+        </w:rPr>
+        <w:t xml:space="preserve">발매 정보: </w:t>
+      </w:r>
       <w:r>
         <w:rPr w:rFonts="맑은 고딕">
           <w:rFonts w:ascii="맑은 고딕" w:hAnsi="맑은 고딕" w:eastAsia="맑은 고딕"/>
           <w:b w:val="0"/>
           <w:sz w:val="21"/>
         </w:rPr>
-        <w:t>앨범을 대표하는 영국의 차트 1위 곡 "The Twelfth of Never"는 영원한 사랑을 노래하는 감미로운 멜로디와 풍성한 스트링 연주가 어우러져 듣는 이의 마음을 단숨에 사로잡습니다. 또한, 엘비스 프레스티지의 명곡으로 잘 알려진 "Are You Lonesome Tonight?"이나 스탠더드 명곡 "Young Love" 등 고전 팝들을 도니 오스몬드만의 풋풋하면서도 진중한 해석으로 풀어내어, 클래식한 매력과 신선한 활력을 동시에 전해줍니다.</w:t>
+        <w:t>1973년 4월, 명문 레이블 MGM 레코즈(MGM Records)를 통해 발매된 도니 오스먼드의 솔로 정규 4집 음반으로, 틴에이저의 틀을 벗어나 한층 성숙한 감수성과 정통 보컬리스트로서의 기량을 본격적으로 펼쳐낸 역사적 전환점의 작품입니다.</w:t>
       </w:r>
     </w:p>
     <w:p>
       <w:pPr>
-        <w:spacing w:line="312" w:lineRule="auto" w:after="120"/>
+        <w:spacing w:line="324" w:lineRule="auto" w:after="80"/>
       </w:pPr>
+      <w:r>
+        <w:rPr w:rFonts="맑은 고딕">
+          <w:rFonts w:ascii="맑은 고딕" w:hAnsi="맑은 고딕" w:eastAsia="맑은 고딕"/>
+          <w:b w:val="0"/>
+          <w:color w:val="6B7280"/>
+          <w:sz w:val="21"/>
+        </w:rPr>
+        <w:t xml:space="preserve">· </w:t>
+      </w:r>
+      <w:r>
+        <w:rPr w:rFonts="맑은 고딕">
+          <w:rFonts w:ascii="맑은 고딕" w:hAnsi="맑은 고딕" w:eastAsia="맑은 고딕"/>
+          <w:b/>
+          <w:color w:val="1F2937"/>
+          <w:sz w:val="21"/>
+        </w:rPr>
+        <w:t xml:space="preserve">LP 인기도(판매량): </w:t>
+      </w:r>
       <w:r>
         <w:rPr w:rFonts="맑은 고딕">
           <w:rFonts w:ascii="맑은 고딕" w:hAnsi="맑은 고딕" w:eastAsia="맑은 고딕"/>
           <w:b w:val="0"/>
           <w:sz w:val="21"/>
         </w:rPr>
-        <w:t>LP 판으로 감상하는 《Alone Together》는 70년대 풍부한 아날로그 녹음 특유의 따스함과 아늑함을 한층 더 극대화하여 전달합니다. 정갈하게 배치된 오케스트라 선율 위에 살포시 얹어지는 도니 오스몬드의 목소리는 그 시절의 아련한 향수와 청춘의 로망을 선명하게 불러일으킵니다. 시대를 초월하여 사랑받는 팝 스탠더드의 정수와 1970년대 아날로그 팝의 낭만을 오롯이 만끽할 수 있는 소장 가치 높은 음반입니다.</w:t>
+        <w:t>발매 직후 미국 빌보드 200 차트 26위에 올랐으며, 미국음반산업협회(RIAA) 골드(Gold) 레코드 인증을 획득하였습니다. 특히 영국 앨범 차트 6위에 오르며 대서양 양편을 뒤흔든 폭발적인 '도니매니아(Donnymania)' 열풍을 상업적 성과로 입증하였습니다.</w:t>
+      </w:r>
+    </w:p>
+    <w:p>
+      <w:pPr>
+        <w:spacing w:line="324" w:lineRule="auto" w:after="80"/>
+      </w:pPr>
+      <w:r>
+        <w:rPr w:rFonts="맑은 고딕">
+          <w:rFonts w:ascii="맑은 고딕" w:hAnsi="맑은 고딕" w:eastAsia="맑은 고딕"/>
+          <w:b w:val="0"/>
+          <w:color w:val="6B7280"/>
+          <w:sz w:val="21"/>
+        </w:rPr>
+        <w:t xml:space="preserve">· </w:t>
+      </w:r>
+      <w:r>
+        <w:rPr w:rFonts="맑은 고딕">
+          <w:rFonts w:ascii="맑은 고딕" w:hAnsi="맑은 고딕" w:eastAsia="맑은 고딕"/>
+          <w:b/>
+          <w:color w:val="1F2937"/>
+          <w:sz w:val="21"/>
+        </w:rPr>
+        <w:t xml:space="preserve">각종 수상경력: </w:t>
+      </w:r>
+      <w:r>
+        <w:rPr w:rFonts="맑은 고딕">
+          <w:rFonts w:ascii="맑은 고딕" w:hAnsi="맑은 고딕" w:eastAsia="맑은 고딕"/>
+          <w:b w:val="0"/>
+          <w:sz w:val="21"/>
+        </w:rPr>
+        <w:t>RIAA 골드 디스크 공인 및 음반에 수록된 싱글들이 영국 싱글 차트 1위를 연이어 차지하며 당대 팝 음악계에서 가장 막강한 대중성과 영향력을 지닌 슈퍼스타임을 공인받았습니다.</w:t>
+      </w:r>
+    </w:p>
+    <w:p>
+      <w:pPr>
+        <w:spacing w:line="324" w:lineRule="auto" w:before="200" w:after="80"/>
+      </w:pPr>
+      <w:r>
+        <w:rPr w:rFonts="맑은 고딕">
+          <w:rFonts w:ascii="맑은 고딕" w:hAnsi="맑은 고딕" w:eastAsia="맑은 고딕"/>
+          <w:b/>
+          <w:color w:val="1E3A8A"/>
+          <w:sz w:val="24"/>
+        </w:rPr>
+        <w:t>2. 아티스트 정보</w:t>
+      </w:r>
+    </w:p>
+    <w:p>
+      <w:pPr>
+        <w:spacing w:line="324" w:lineRule="auto" w:after="80"/>
+      </w:pPr>
+      <w:r>
+        <w:rPr w:rFonts="맑은 고딕">
+          <w:rFonts w:ascii="맑은 고딕" w:hAnsi="맑은 고딕" w:eastAsia="맑은 고딕"/>
+          <w:b w:val="0"/>
+          <w:color w:val="6B7280"/>
+          <w:sz w:val="21"/>
+        </w:rPr>
+        <w:t xml:space="preserve">· </w:t>
+      </w:r>
+      <w:r>
+        <w:rPr w:rFonts="맑은 고딕">
+          <w:rFonts w:ascii="맑은 고딕" w:hAnsi="맑은 고딕" w:eastAsia="맑은 고딕"/>
+          <w:b/>
+          <w:color w:val="1F2937"/>
+          <w:sz w:val="21"/>
+        </w:rPr>
+        <w:t xml:space="preserve">국적: </w:t>
+      </w:r>
+      <w:r>
+        <w:rPr w:rFonts="맑은 고딕">
+          <w:rFonts w:ascii="맑은 고딕" w:hAnsi="맑은 고딕" w:eastAsia="맑은 고딕"/>
+          <w:b w:val="0"/>
+          <w:sz w:val="21"/>
+        </w:rPr>
+        <w:t>미국</w:t>
+      </w:r>
+    </w:p>
+    <w:p>
+      <w:pPr>
+        <w:spacing w:line="324" w:lineRule="auto" w:after="80"/>
+      </w:pPr>
+      <w:r>
+        <w:rPr w:rFonts="맑은 고딕">
+          <w:rFonts w:ascii="맑은 고딕" w:hAnsi="맑은 고딕" w:eastAsia="맑은 고딕"/>
+          <w:b w:val="0"/>
+          <w:color w:val="6B7280"/>
+          <w:sz w:val="21"/>
+        </w:rPr>
+        <w:t xml:space="preserve">· </w:t>
+      </w:r>
+      <w:r>
+        <w:rPr w:rFonts="맑은 고딕">
+          <w:rFonts w:ascii="맑은 고딕" w:hAnsi="맑은 고딕" w:eastAsia="맑은 고딕"/>
+          <w:b/>
+          <w:color w:val="1F2937"/>
+          <w:sz w:val="21"/>
+        </w:rPr>
+        <w:t xml:space="preserve">생몰년도: </w:t>
+      </w:r>
+      <w:r>
+        <w:rPr w:rFonts="맑은 고딕">
+          <w:rFonts w:ascii="맑은 고딕" w:hAnsi="맑은 고딕" w:eastAsia="맑은 고딕"/>
+          <w:b w:val="0"/>
+          <w:sz w:val="21"/>
+        </w:rPr>
+        <w:t>1957년 12월 9일 ~ 현재</w:t>
+      </w:r>
+    </w:p>
+    <w:p>
+      <w:pPr>
+        <w:spacing w:line="324" w:lineRule="auto" w:after="80"/>
+      </w:pPr>
+      <w:r>
+        <w:rPr w:rFonts="맑은 고딕">
+          <w:rFonts w:ascii="맑은 고딕" w:hAnsi="맑은 고딕" w:eastAsia="맑은 고딕"/>
+          <w:b w:val="0"/>
+          <w:color w:val="6B7280"/>
+          <w:sz w:val="21"/>
+        </w:rPr>
+        <w:t xml:space="preserve">· </w:t>
+      </w:r>
+      <w:r>
+        <w:rPr w:rFonts="맑은 고딕">
+          <w:rFonts w:ascii="맑은 고딕" w:hAnsi="맑은 고딕" w:eastAsia="맑은 고딕"/>
+          <w:b/>
+          <w:color w:val="1F2937"/>
+          <w:sz w:val="21"/>
+        </w:rPr>
+        <w:t xml:space="preserve">그룹 소속: </w:t>
+      </w:r>
+      <w:r>
+        <w:rPr w:rFonts="맑은 고딕">
+          <w:rFonts w:ascii="맑은 고딕" w:hAnsi="맑은 고딕" w:eastAsia="맑은 고딕"/>
+          <w:b w:val="0"/>
+          <w:sz w:val="21"/>
+        </w:rPr>
+        <w:t>솔로 (The Osmonds 멤버)</w:t>
+      </w:r>
+    </w:p>
+    <w:p>
+      <w:pPr>
+        <w:spacing w:line="324" w:lineRule="auto" w:after="80"/>
+      </w:pPr>
+      <w:r>
+        <w:rPr w:rFonts="맑은 고딕">
+          <w:rFonts w:ascii="맑은 고딕" w:hAnsi="맑은 고딕" w:eastAsia="맑은 고딕"/>
+          <w:b w:val="0"/>
+          <w:color w:val="6B7280"/>
+          <w:sz w:val="21"/>
+        </w:rPr>
+        <w:t xml:space="preserve">· </w:t>
+      </w:r>
+      <w:r>
+        <w:rPr w:rFonts="맑은 고딕">
+          <w:rFonts w:ascii="맑은 고딕" w:hAnsi="맑은 고딕" w:eastAsia="맑은 고딕"/>
+          <w:b/>
+          <w:color w:val="1F2937"/>
+          <w:sz w:val="21"/>
+        </w:rPr>
+        <w:t xml:space="preserve">아티스트 소개: </w:t>
+      </w:r>
+      <w:r>
+        <w:rPr w:rFonts="맑은 고딕">
+          <w:rFonts w:ascii="맑은 고딕" w:hAnsi="맑은 고딕" w:eastAsia="맑은 고딕"/>
+          <w:b w:val="0"/>
+          <w:sz w:val="21"/>
+        </w:rPr>
+        <w:t>전설적인 패밀리 그룹 '디 오스먼즈(The Osmonds)'의 간판 리드 보컬로 시작하여 1970년대 세계적인 팝 아이콘으로 군림한 독보적인 아티스트입니다. 맑고 투명한 미성과 뛰어난 감정 표현력을 무기로 팝과 록, 브로드웨이 뮤지컬을 넘나들며 반세기가 넘도록 전 세계 음악 팬들의 깊은 사랑을 받아온 전설적인 보컬리스트입니다.</w:t>
+      </w:r>
+    </w:p>
+    <w:p>
+      <w:pPr>
+        <w:spacing w:line="324" w:lineRule="auto" w:before="200" w:after="80"/>
+      </w:pPr>
+      <w:r>
+        <w:rPr w:rFonts="맑은 고딕">
+          <w:rFonts w:ascii="맑은 고딕" w:hAnsi="맑은 고딕" w:eastAsia="맑은 고딕"/>
+          <w:b/>
+          <w:color w:val="1E3A8A"/>
+          <w:sz w:val="24"/>
+        </w:rPr>
+        <w:t>3. 음반 상세 분석</w:t>
+      </w:r>
+    </w:p>
+    <w:p>
+      <w:pPr>
+        <w:spacing w:line="324" w:lineRule="auto" w:after="80"/>
+      </w:pPr>
+      <w:r>
+        <w:rPr w:rFonts="맑은 고딕">
+          <w:rFonts w:ascii="맑은 고딕" w:hAnsi="맑은 고딕" w:eastAsia="맑은 고딕"/>
+          <w:b w:val="0"/>
+          <w:color w:val="6B7280"/>
+          <w:sz w:val="21"/>
+        </w:rPr>
+        <w:t xml:space="preserve">· </w:t>
+      </w:r>
+      <w:r>
+        <w:rPr w:rFonts="맑은 고딕">
+          <w:rFonts w:ascii="맑은 고딕" w:hAnsi="맑은 고딕" w:eastAsia="맑은 고딕"/>
+          <w:b/>
+          <w:color w:val="1F2937"/>
+          <w:sz w:val="21"/>
+        </w:rPr>
+        <w:t xml:space="preserve">역사적 위치: </w:t>
+      </w:r>
+      <w:r>
+        <w:rPr w:rFonts="맑은 고딕">
+          <w:rFonts w:ascii="맑은 고딕" w:hAnsi="맑은 고딕" w:eastAsia="맑은 고딕"/>
+          <w:b w:val="0"/>
+          <w:sz w:val="21"/>
+        </w:rPr>
+        <w:t>틴에이지 아이돌이라는 꼬리표를 떼어내고 성인 지향의 스탠더드 팝 보컬리스트로 발돋움하는 분수령에 위치한 명반입니다. 마이클 잭슨과 함께 70년대 초반 보컬 팝의 황금기를 이끌었던 도니 오스먼드가 고전 발라드와 동시대적인 편곡을 절묘하게 융합해 내어 청소년층은 물론 정통 팝과 클래식 애호가들까지 흡수한 음악적 성취를 보여줍니다.</w:t>
+      </w:r>
+    </w:p>
+    <w:p>
+      <w:pPr>
+        <w:spacing w:line="324" w:lineRule="auto" w:after="80"/>
+      </w:pPr>
+      <w:r>
+        <w:rPr w:rFonts="맑은 고딕">
+          <w:rFonts w:ascii="맑은 고딕" w:hAnsi="맑은 고딕" w:eastAsia="맑은 고딕"/>
+          <w:b w:val="0"/>
+          <w:color w:val="6B7280"/>
+          <w:sz w:val="21"/>
+        </w:rPr>
+        <w:t xml:space="preserve">· </w:t>
+      </w:r>
+      <w:r>
+        <w:rPr w:rFonts="맑은 고딕">
+          <w:rFonts w:ascii="맑은 고딕" w:hAnsi="맑은 고딕" w:eastAsia="맑은 고딕"/>
+          <w:b/>
+          <w:color w:val="1F2937"/>
+          <w:sz w:val="21"/>
+        </w:rPr>
+        <w:t xml:space="preserve">시대의 흔적(스토리텔링): </w:t>
+      </w:r>
+      <w:r>
+        <w:rPr w:rFonts="맑은 고딕">
+          <w:rFonts w:ascii="맑은 고딕" w:hAnsi="맑은 고딕" w:eastAsia="맑은 고딕"/>
+          <w:b w:val="0"/>
+          <w:sz w:val="21"/>
+        </w:rPr>
+        <w:t>1970년대 초반은 격동하는 사회적 변화 속에서도 순수하고 정결한 낭만에 대한 갈망이 대중문화 전반에 깃들어 있던 시기였습니다. 수많은 소년소녀의 방 벽면을 장식했던 포스터의 주인공 도니 오스먼드가 LP 바늘을 통해 건네는 고백은 당대 청춘들에게 가장 찬란한 위로이자 설렘이었으며, 아날로그 라디오와 전축을 통해 피어오르던 시대의 가장 따스한 온기를 품고 있습니다.</w:t>
+      </w:r>
+    </w:p>
+    <w:p>
+      <w:pPr>
+        <w:spacing w:line="324" w:lineRule="auto" w:before="200" w:after="80"/>
+      </w:pPr>
+      <w:r>
+        <w:rPr w:rFonts="맑은 고딕">
+          <w:rFonts w:ascii="맑은 고딕" w:hAnsi="맑은 고딕" w:eastAsia="맑은 고딕"/>
+          <w:b/>
+          <w:color w:val="1E3A8A"/>
+          <w:sz w:val="24"/>
+        </w:rPr>
+        <w:t>4. 주요 수록곡 및 감상 제언</w:t>
+      </w:r>
+    </w:p>
+    <w:p>
+      <w:pPr>
+        <w:spacing w:line="324" w:lineRule="auto" w:after="80"/>
+      </w:pPr>
+      <w:r>
+        <w:rPr w:rFonts="맑은 고딕">
+          <w:rFonts w:ascii="맑은 고딕" w:hAnsi="맑은 고딕" w:eastAsia="맑은 고딕"/>
+          <w:b w:val="0"/>
+          <w:color w:val="6B7280"/>
+          <w:sz w:val="21"/>
+        </w:rPr>
+        <w:t xml:space="preserve">· </w:t>
+      </w:r>
+      <w:r>
+        <w:rPr w:rFonts="맑은 고딕">
+          <w:rFonts w:ascii="맑은 고딕" w:hAnsi="맑은 고딕" w:eastAsia="맑은 고딕"/>
+          <w:b/>
+          <w:color w:val="1F2937"/>
+          <w:sz w:val="21"/>
+        </w:rPr>
+        <w:t xml:space="preserve">주요 수록곡 특징: </w:t>
+      </w:r>
+      <w:r>
+        <w:rPr w:rFonts="맑은 고딕">
+          <w:rFonts w:ascii="맑은 고딕" w:hAnsi="맑은 고딕" w:eastAsia="맑은 고딕"/>
+          <w:b w:val="0"/>
+          <w:sz w:val="21"/>
+        </w:rPr>
+        <w:t>영국 차트 정상에 오르며 큰 반향을 일으킨 "The Twelfth of Never"는 웅장하면서도 섬세한 현악 세션과 도니의 감미로운 팔세토 창법이 완벽한 조화를 이루는 명곡입니다. 또 다른 차트 1위곡 "Young Love"는 50년대의 순수했던 로큰롤 발라드를 현대적 팝 감각으로 재해석하여 낭만적인 매력을 극대화했으며, 앨범 전반을 흐르는 오케스트라 앙상블은 한 편의 서정시를 마주하는 듯한 품격을 선사합니다.</w:t>
+      </w:r>
+    </w:p>
+    <w:p>
+      <w:pPr>
+        <w:spacing w:line="324" w:lineRule="auto" w:after="80"/>
+      </w:pPr>
+      <w:r>
+        <w:rPr w:rFonts="맑은 고딕">
+          <w:rFonts w:ascii="맑은 고딕" w:hAnsi="맑은 고딕" w:eastAsia="맑은 고딕"/>
+          <w:b w:val="0"/>
+          <w:color w:val="6B7280"/>
+          <w:sz w:val="21"/>
+        </w:rPr>
+        <w:t xml:space="preserve">· </w:t>
+      </w:r>
+      <w:r>
+        <w:rPr w:rFonts="맑은 고딕">
+          <w:rFonts w:ascii="맑은 고딕" w:hAnsi="맑은 고딕" w:eastAsia="맑은 고딕"/>
+          <w:b/>
+          <w:color w:val="1F2937"/>
+          <w:sz w:val="21"/>
+        </w:rPr>
+        <w:t xml:space="preserve">빈티지 감상 제언: </w:t>
+      </w:r>
+      <w:r>
+        <w:rPr w:rFonts="맑은 고딕">
+          <w:rFonts w:ascii="맑은 고딕" w:hAnsi="맑은 고딕" w:eastAsia="맑은 고딕"/>
+          <w:b w:val="0"/>
+          <w:sz w:val="21"/>
+        </w:rPr>
+        <w:t>풍성한 스트링 파트와 어쿠스틱 악기들의 배음이 정교하게 녹음된 앨범이므로, 중역대의 질감이 따뜻한 진공관 앰프와 빈티지 북셸프 스피커의 매칭을 권합니다. LP 특유의 소리골을 타고 흐르는 바늘의 마찰음 위로 도니 오스먼드의 부드러운 음성이 공간을 채울 때, 디지털에서는 결코 느낄 수 없는 깊은 공간감과 온화한 아날로그 사운드의 미학을 온전히 음미할 수 있습니다.</w:t>
+      </w:r>
+    </w:p>
+    <w:p>
+      <w:pPr>
+        <w:spacing w:line="324" w:lineRule="auto" w:after="80"/>
+      </w:pPr>
+      <w:r>
+        <w:rPr w:rFonts="맑은 고딕">
+          <w:rFonts w:ascii="맑은 고딕" w:hAnsi="맑은 고딕" w:eastAsia="맑은 고딕"/>
+          <w:b w:val="0"/>
+          <w:color w:val="6B7280"/>
+          <w:sz w:val="21"/>
+        </w:rPr>
+        <w:t xml:space="preserve">· </w:t>
+      </w:r>
+      <w:r>
+        <w:rPr w:rFonts="맑은 고딕">
+          <w:rFonts w:ascii="맑은 고딕" w:hAnsi="맑은 고딕" w:eastAsia="맑은 고딕"/>
+          <w:b/>
+          <w:color w:val="1F2937"/>
+          <w:sz w:val="21"/>
+        </w:rPr>
+        <w:t xml:space="preserve">소장 가치: </w:t>
+      </w:r>
+      <w:r>
+        <w:rPr w:rFonts="맑은 고딕">
+          <w:rFonts w:ascii="맑은 고딕" w:hAnsi="맑은 고딕" w:eastAsia="맑은 고딕"/>
+          <w:b w:val="0"/>
+          <w:sz w:val="21"/>
+        </w:rPr>
+        <w:t>70년대 초반을 풍미했던 오케스트레이티드 팝(Orchestrated Pop)의 정수를 간직한 바이닐이자, 당대 팝 컬처의 한 페이지를 장식한 기념비적인 사료입니다. 따뜻하고 자연스러운 아날로그 믹싱의 정취가 살아있는 이 초반 프레싱 LP는 컬렉터의 서가에서 시대를 초월한 순수한 낭만의 가치를 묵묵히 증명해 줄 것입니다.</w:t>
+      </w:r>
+    </w:p>
+    <w:p>
+      <w:pPr>
+        <w:spacing w:line="324" w:lineRule="auto" w:after="120" w:before="160"/>
+      </w:pPr>
+      <w:r>
+        <w:rPr w:rFonts="맑은 고딕">
+          <w:rFonts w:ascii="맑은 고딕" w:hAnsi="맑은 고딕" w:eastAsia="맑은 고딕"/>
+          <w:b/>
+          <w:color w:val="4338CA"/>
+          <w:sz w:val="21"/>
+        </w:rPr>
+        <w:t>이 음반을 통해 아날로그 바이닐의 따뜻한 숨결 속에 영원히 박제된 찬란한 청춘의 미성이 전해주는 감동을 다시 한번 경험해 보시는 것은 어떨까요?</w:t>
       </w:r>
     </w:p>
     <w:sectPr>
       <w:pgSz w:w="12240" w:h="15840"/>
-      <w:pgMar w:top="1440" w:right="1440" w:bottom="1440" w:left="1440" w:header="720" w:footer="720" w:gutter="0"/>
+      <w:pgMar w:top="1152" w:right="1296" w:bottom="1152" w:left="1296" w:header="720" w:footer="720" w:gutter="0"/>
       <w:cols w:space="720"/>
       <w:docGrid w:linePitch="360"/>
     </w:sectPr>

--- a/word_reports/LP_0129_위치_160_Donny Osmond_Alone Togeth.docx
+++ b/word_reports/LP_0129_위치_160_Donny Osmond_Alone Togeth.docx
@@ -32,7 +32,7 @@
     </w:p>
     <w:p>
       <w:pPr>
-        <w:spacing w:line="324" w:lineRule="auto" w:before="80" w:after="160"/>
+        <w:spacing w:line="324" w:lineRule="auto" w:before="80" w:after="120"/>
       </w:pPr>
       <w:r>
         <w:rPr w:rFonts="맑은 고딕">
@@ -42,13 +42,6 @@
           <w:sz w:val="22"/>
         </w:rPr>
         <w:t xml:space="preserve">[음반 소개] </w:t>
-      </w:r>
-      <w:r>
-        <w:rPr w:rFonts="맑은 고딕">
-          <w:rFonts w:ascii="맑은 고딕" w:hAnsi="맑은 고딕" w:eastAsia="맑은 고딕"/>
-          <w:b w:val="0"/>
-          <w:sz w:val="21"/>
-        </w:rPr>
       </w:r>
     </w:p>
     <w:p>
@@ -61,7 +54,33 @@
           <w:b w:val="0"/>
           <w:sz w:val="21"/>
         </w:rPr>
-        <w:t>1970년대 초반, 전 세계 청춘들의 심장을 두근거리게 했던 순수한 낭만이 아날로그 그루브 속에 고스란히 봉인된 보석 같은 작품입니다. 10대의 풋풋함을 간직한 채 스탠더드 팝의 고전적인 서정성을 우아하게 길어 올린 도니 오스먼드의 미성은 듣는 이에게 아련한 첫사랑의 노스탤지어를 선사합니다. 단순한 틴팝의 경계를 넘어 유려한 오케스트레이션과 따스한 보컬 프로덕션이 빚어낸 이 음반은 그 시절 팝 음악이 지녔던 무구하고 찬란한 아름다움을 오롯이 증명하고 있습니다.</w:t>
+        <w:t>1970년대 초반, 전 세계 대중음악계에 불어닥친 거대한 문화적 돌풍 '오스먼드매니아(Osmondmania)'의 중심축이자 영원한 청춘의 초상, 도니 오스먼드가 1973년에 발표한 네 번째 솔로 정규 앨범 [Alone Together]는 소년의 풋풋함에서 청년의 성숙함으로 건너가는 아름다운 과도기를 포착해 낸 낭만주의 팝의 수작입니다. 패밀리 그룹 '더 오스먼즈(The Osmonds)'가 내뿜던 폭발적인 훵크와 솔(Soul) 넘버들의 열기 속에서, 도니는 자신의 솔로 음반을 통해 한층 내밀하고 섬세한 보컬의 결을 직조해 내며 당대 틴 팝 씬의 한계를 훌쩍 뛰어넘는 예술적 지향점을 보여주었습니다.</w:t>
+      </w:r>
+    </w:p>
+    <w:p>
+      <w:pPr>
+        <w:spacing w:line="324" w:lineRule="auto" w:after="120"/>
+      </w:pPr>
+      <w:r>
+        <w:rPr w:rFonts="맑은 고딕">
+          <w:rFonts w:ascii="맑은 고딕" w:hAnsi="맑은 고딕" w:eastAsia="맑은 고딕"/>
+          <w:b w:val="0"/>
+          <w:sz w:val="21"/>
+        </w:rPr>
+        <w:t>본작은 마이크 커브(Mike Curb)와 전설적인 편곡자 돈 코스타(Don Costa)의 탁월한 프로듀싱 아래 완성되었습니다. 당대의 최정상 세션들과 풍성한 오케스트레이션이 빚어낸 사운드트랙은, 1950~60년대 트래디셔널 팝과 스탠더드 보컬의 고전적 유산을 70년대 초반의 모던한 감수성으로 세련되게 승화시켰습니다. 변성기를 거치며 더욱 짙은 호소력을 얻은 도니 오스먼드의 목소리는 화려한 현악 앙상블과 유려하게 공명하며, 단순한 틴에이지 우상을 넘어 시대를 관통하는 서정적 보컬리스트로서의 위상을 확고히 각인시켰습니다.</w:t>
+      </w:r>
+    </w:p>
+    <w:p>
+      <w:pPr>
+        <w:spacing w:line="324" w:lineRule="auto" w:after="120"/>
+      </w:pPr>
+      <w:r>
+        <w:rPr w:rFonts="맑은 고딕">
+          <w:rFonts w:ascii="맑은 고딕" w:hAnsi="맑은 고딕" w:eastAsia="맑은 고딕"/>
+          <w:b w:val="0"/>
+          <w:sz w:val="21"/>
+        </w:rPr>
+        <w:t>표제작인 'Alone Together'를 비롯해 전 세계 차트를 석권했던 불멸의 연가 'The Twelfth of Never'에 이르기까지, 음반 전반을 지배하는 정조는 아련한 그리움과 순백의 낭만입니다. 설익었기에 오히려 티 없이 맑은 소년의 고백은 세월이 반세기를 훌쩍 넘긴 오늘날에도 바래지 않는 서정적 울림으로 다가옵니다. 회색빛 도시의 번잡함에서 벗어나 아날로그 바이닐의 그루브 위에 바늘을 얹는 순간, 이 앨범은 시공을 초월해 가장 순수했던 시절의 첫사랑과 청춘의 푸른 그늘을 따스하게 소환해 냅니다.</w:t>
       </w:r>
     </w:p>
     <w:p>
@@ -168,7 +187,7 @@
           <w:b w:val="0"/>
           <w:sz w:val="21"/>
         </w:rPr>
-        <w:t>1973년 4월, 명문 레이블 MGM 레코즈(MGM Records)를 통해 발매된 도니 오스먼드의 솔로 정규 4집 음반으로, 틴에이저의 틀을 벗어나 한층 성숙한 감수성과 정통 보컬리스트로서의 기량을 본격적으로 펼쳐낸 역사적 전환점의 작품입니다.</w:t>
+        <w:t>1973년 3월, MGM 레코즈(MGM Records)와 콜롭(Kolob Records)을 통해 발매된 도니 오스먼드의 통산 네 번째 솔로 앨범. 마이크 커브와 돈 코스타의 정교한 편곡 지휘 아래 화려한 스트링 세션과 클래시컬한 스탠더드 팝 사운드의 진수를 담아낸 명반입니다.</w:t>
       </w:r>
     </w:p>
     <w:p>
@@ -199,7 +218,7 @@
           <w:b w:val="0"/>
           <w:sz w:val="21"/>
         </w:rPr>
-        <w:t>발매 직후 미국 빌보드 200 차트 26위에 올랐으며, 미국음반산업협회(RIAA) 골드(Gold) 레코드 인증을 획득하였습니다. 특히 영국 앨범 차트 6위에 오르며 대서양 양편을 뒤흔든 폭발적인 '도니매니아(Donnymania)' 열풍을 상업적 성과로 입증하였습니다.</w:t>
+        <w:t>발매 직후 미국 빌보드 200 앨범 차트 26위에 올랐으며, 영국 오피셜 앨범 차트 6위를 기록하는 등 대서양 양안에서 거대한 상업적 성공을 거두었습니다. 미국음반산업협회(RIAA) 골드(Gold) 디스크 인증을 획득하며 당대 최고의 베스트셀러 음반 중 하나로 자리매김했습니다.</w:t>
       </w:r>
     </w:p>
     <w:p>
@@ -230,7 +249,7 @@
           <w:b w:val="0"/>
           <w:sz w:val="21"/>
         </w:rPr>
-        <w:t>RIAA 골드 디스크 공인 및 음반에 수록된 싱글들이 영국 싱글 차트 1위를 연이어 차지하며 당대 팝 음악계에서 가장 막강한 대중성과 영향력을 지닌 슈퍼스타임을 공인받았습니다.</w:t>
+        <w:t>앨범의 리드 싱글 'The Twelfth of Never'가 영국 싱글 차트 1위 및 미국 빌보드 핫 100 8위에 오르며 전 세계적인 밀리언셀러를 기록하였고, RIAA 골드 레코드 수상과 함께 1973년 영미권 주요 음악 매체들이 선정한 최우수 남성 보컬 앨범 부문에 이름을 올렸습니다.</w:t>
       </w:r>
     </w:p>
     <w:p>
@@ -275,7 +294,7 @@
           <w:b w:val="0"/>
           <w:sz w:val="21"/>
         </w:rPr>
-        <w:t>미국</w:t>
+        <w:t>미국 (United States)</w:t>
       </w:r>
     </w:p>
     <w:p>
@@ -337,7 +356,7 @@
           <w:b w:val="0"/>
           <w:sz w:val="21"/>
         </w:rPr>
-        <w:t>솔로 (The Osmonds 멤버)</w:t>
+        <w:t>솔로 및 더 오스먼즈 (The Osmonds)</w:t>
       </w:r>
     </w:p>
     <w:p>
@@ -368,7 +387,7 @@
           <w:b w:val="0"/>
           <w:sz w:val="21"/>
         </w:rPr>
-        <w:t>전설적인 패밀리 그룹 '디 오스먼즈(The Osmonds)'의 간판 리드 보컬로 시작하여 1970년대 세계적인 팝 아이콘으로 군림한 독보적인 아티스트입니다. 맑고 투명한 미성과 뛰어난 감정 표현력을 무기로 팝과 록, 브로드웨이 뮤지컬을 넘나들며 반세기가 넘도록 전 세계 음악 팬들의 깊은 사랑을 받아온 전설적인 보컬리스트입니다.</w:t>
+        <w:t>1970년대 팝 음악계를 뒤흔든 글로벌 아이돌이자 탁월한 미성과 가창력을 겸비한 전천후 보컬리스트입니다. 버블검 팝과 클래식 팝 스탠더드를 넘나들며 시대를 풍미하였고, 이후 브로드웨이 뮤지컬 무대와 방송계를 아우르며 반세기가 넘는 시간 동안 사랑받아 온 팝 역사의 살아있는 전설입니다.</w:t>
       </w:r>
     </w:p>
     <w:p>
@@ -413,7 +432,7 @@
           <w:b w:val="0"/>
           <w:sz w:val="21"/>
         </w:rPr>
-        <w:t>틴에이지 아이돌이라는 꼬리표를 떼어내고 성인 지향의 스탠더드 팝 보컬리스트로 발돋움하는 분수령에 위치한 명반입니다. 마이클 잭슨과 함께 70년대 초반 보컬 팝의 황금기를 이끌었던 도니 오스먼드가 고전 발라드와 동시대적인 편곡을 절묘하게 융합해 내어 청소년층은 물론 정통 팝과 클래식 애호가들까지 흡수한 음악적 성취를 보여줍니다.</w:t>
+        <w:t>1970년대 초반 틴 아이돌 팝의 열기를 정통 이지 리스닝과 오케스트럴 팝의 품격으로 확장해 낸 음악사적 전환점의 작품입니다. 도니 오스먼드가 유년기의 아역 스타라는 틀을 벗어나 성인 지향의 성숙한 크루너(Crooner)로 도약하는 계기를 마련한 음반으로 높은 평가를 받습니다.</w:t>
       </w:r>
     </w:p>
     <w:p>
@@ -444,7 +463,7 @@
           <w:b w:val="0"/>
           <w:sz w:val="21"/>
         </w:rPr>
-        <w:t>1970년대 초반은 격동하는 사회적 변화 속에서도 순수하고 정결한 낭만에 대한 갈망이 대중문화 전반에 깃들어 있던 시기였습니다. 수많은 소년소녀의 방 벽면을 장식했던 포스터의 주인공 도니 오스먼드가 LP 바늘을 통해 건네는 고백은 당대 청춘들에게 가장 찬란한 위로이자 설렘이었으며, 아날로그 라디오와 전축을 통해 피어오르던 시대의 가장 따스한 온기를 품고 있습니다.</w:t>
+        <w:t>사회적 혼란과 격변을 겪던 1970년대 초, 대중과 젊은 세대는 상처를 치유해 줄 순수하고 무해한 낭만을 열망했습니다. 단정하고 고운 외모 뒤에 감춰진 도니 오스먼드의 애절한 미성은 수많은 청춘의 라디오와 턴테이블을 점령했으며, 그 시절 라디오 전파를 타고 흐르던 그의 멜로디는 한 시대를 풍미한 첫사랑의 찬가이자 청춘의 송가로 영원히 기억되고 있습니다.</w:t>
       </w:r>
     </w:p>
     <w:p>
@@ -489,7 +508,99 @@
           <w:b w:val="0"/>
           <w:sz w:val="21"/>
         </w:rPr>
-        <w:t>영국 차트 정상에 오르며 큰 반향을 일으킨 "The Twelfth of Never"는 웅장하면서도 섬세한 현악 세션과 도니의 감미로운 팔세토 창법이 완벽한 조화를 이루는 명곡입니다. 또 다른 차트 1위곡 "Young Love"는 50년대의 순수했던 로큰롤 발라드를 현대적 팝 감각으로 재해석하여 낭만적인 매력을 극대화했으며, 앨범 전반을 흐르는 오케스트라 앙상블은 한 편의 서정시를 마주하는 듯한 품격을 선사합니다.</w:t>
+      </w:r>
+    </w:p>
+    <w:p>
+      <w:pPr>
+        <w:spacing w:line="324" w:lineRule="auto" w:after="80"/>
+      </w:pPr>
+      <w:r>
+        <w:rPr w:rFonts="맑은 고딕">
+          <w:rFonts w:ascii="맑은 고딕" w:hAnsi="맑은 고딕" w:eastAsia="맑은 고딕"/>
+          <w:b w:val="0"/>
+          <w:color w:val="6B7280"/>
+          <w:sz w:val="21"/>
+        </w:rPr>
+        <w:t xml:space="preserve">· </w:t>
+      </w:r>
+      <w:r>
+        <w:rPr w:rFonts="맑은 고딕">
+          <w:rFonts w:ascii="맑은 고딕" w:hAnsi="맑은 고딕" w:eastAsia="맑은 고딕"/>
+          <w:b/>
+          <w:color w:val="1F2937"/>
+          <w:sz w:val="21"/>
+        </w:rPr>
+        <w:t xml:space="preserve">'The Twelfth of Never': </w:t>
+      </w:r>
+      <w:r>
+        <w:rPr w:rFonts="맑은 고딕">
+          <w:rFonts w:ascii="맑은 고딕" w:hAnsi="맑은 고딕" w:eastAsia="맑은 고딕"/>
+          <w:b w:val="0"/>
+          <w:sz w:val="21"/>
+        </w:rPr>
+        <w:t>조니 매티스의 명곡을 도니 특유의 감미로운 미성과 서정적인 하프, 웅장한 스트링 사운드로 재해석하여 영국 차트 정상을 차지한 본작 최고의 불멸의 러브 발라드.</w:t>
+      </w:r>
+    </w:p>
+    <w:p>
+      <w:pPr>
+        <w:spacing w:line="324" w:lineRule="auto" w:after="80"/>
+      </w:pPr>
+      <w:r>
+        <w:rPr w:rFonts="맑은 고딕">
+          <w:rFonts w:ascii="맑은 고딕" w:hAnsi="맑은 고딕" w:eastAsia="맑은 고딕"/>
+          <w:b w:val="0"/>
+          <w:color w:val="6B7280"/>
+          <w:sz w:val="21"/>
+        </w:rPr>
+        <w:t xml:space="preserve">· </w:t>
+      </w:r>
+      <w:r>
+        <w:rPr w:rFonts="맑은 고딕">
+          <w:rFonts w:ascii="맑은 고딕" w:hAnsi="맑은 고딕" w:eastAsia="맑은 고딕"/>
+          <w:b/>
+          <w:color w:val="1F2937"/>
+          <w:sz w:val="21"/>
+        </w:rPr>
+        <w:t xml:space="preserve">'Alone Together': </w:t>
+      </w:r>
+      <w:r>
+        <w:rPr w:rFonts="맑은 고딕">
+          <w:rFonts w:ascii="맑은 고딕" w:hAnsi="맑은 고딕" w:eastAsia="맑은 고딕"/>
+          <w:b w:val="0"/>
+          <w:sz w:val="21"/>
+        </w:rPr>
+        <w:t>타이틀 트랙으로, 잔잔하면서도 쓸쓸한 멜로디 라인 위에 청년기로 접어든 보컬의 고독과 성숙미가 짙게 묻어나는 수작.</w:t>
+      </w:r>
+    </w:p>
+    <w:p>
+      <w:pPr>
+        <w:spacing w:line="324" w:lineRule="auto" w:after="80"/>
+      </w:pPr>
+      <w:r>
+        <w:rPr w:rFonts="맑은 고딕">
+          <w:rFonts w:ascii="맑은 고딕" w:hAnsi="맑은 고딕" w:eastAsia="맑은 고딕"/>
+          <w:b w:val="0"/>
+          <w:color w:val="6B7280"/>
+          <w:sz w:val="21"/>
+        </w:rPr>
+        <w:t xml:space="preserve">· </w:t>
+      </w:r>
+      <w:r>
+        <w:rPr w:rFonts="맑은 고딕">
+          <w:rFonts w:ascii="맑은 고딕" w:hAnsi="맑은 고딕" w:eastAsia="맑은 고딕"/>
+          <w:b/>
+          <w:color w:val="1F2937"/>
+          <w:sz w:val="21"/>
+        </w:rPr>
+        <w:t xml:space="preserve">'A Time for Us': </w:t>
+      </w:r>
+      <w:r>
+        <w:rPr w:rFonts="맑은 고딕">
+          <w:rFonts w:ascii="맑은 고딕" w:hAnsi="맑은 고딕" w:eastAsia="맑은 고딕"/>
+          <w:b w:val="0"/>
+          <w:sz w:val="21"/>
+        </w:rPr>
+        <w:t>영화 &lt;로미오와 줄리엣&gt;의 테마곡으로 잘 알려진 곡으로, 클래시컬한 오케스트라 편곡과 애절한 감정선이 완벽한 조화를 이루며 드라마틱한 감동을 선사하는 트랙.</w:t>
       </w:r>
     </w:p>
     <w:p>
@@ -520,7 +631,7 @@
           <w:b w:val="0"/>
           <w:sz w:val="21"/>
         </w:rPr>
-        <w:t>풍성한 스트링 파트와 어쿠스틱 악기들의 배음이 정교하게 녹음된 앨범이므로, 중역대의 질감이 따뜻한 진공관 앰프와 빈티지 북셸프 스피커의 매칭을 권합니다. LP 특유의 소리골을 타고 흐르는 바늘의 마찰음 위로 도니 오스먼드의 부드러운 음성이 공간을 채울 때, 디지털에서는 결코 느낄 수 없는 깊은 공간감과 온화한 아날로그 사운드의 미학을 온전히 음미할 수 있습니다.</w:t>
+        <w:t>1970년대 초반 MGM 특유의 따뜻하고 묵직한 아날로그 스트링 녹음이 빛을 발하는 앨범입니다. 중역대의 밀도감이 뛰어난 진공관 앰프와 온기 있는 톤의 카트리지를 매칭하여 감상할 때, 도니의 섬세한 비브라토와 어쿠스틱 오케스트라의 질감이 공간을 포근하게 감싸 안는 아날로그 음향의 참맛을 느낄 수 있습니다.</w:t>
       </w:r>
     </w:p>
     <w:p>
@@ -551,7 +662,7 @@
           <w:b w:val="0"/>
           <w:sz w:val="21"/>
         </w:rPr>
-        <w:t>70년대 초반을 풍미했던 오케스트레이티드 팝(Orchestrated Pop)의 정수를 간직한 바이닐이자, 당대 팝 컬처의 한 페이지를 장식한 기념비적인 사료입니다. 따뜻하고 자연스러운 아날로그 믹싱의 정취가 살아있는 이 초반 프레싱 LP는 컬렉터의 서가에서 시대를 초월한 순수한 낭만의 가치를 묵묵히 증명해 줄 것입니다.</w:t>
+        <w:t>'오스먼드 매니아'의 절정기를 기록한 역사적 유산이자, 대편성 오케스트라의 숨결이 생생히 살아 숨 쉬는 정통 아날로그 레코딩의 결정체입니다. 1970년대 보컬 팝과 이지 리스닝을 사랑하는 바이닐 컬렉터라면 필히 턴테이블 곁에 갖추어야 할 클래식 앨범입니다.</w:t>
       </w:r>
     </w:p>
     <w:p>
@@ -565,7 +676,7 @@
           <w:color w:val="4338CA"/>
           <w:sz w:val="21"/>
         </w:rPr>
-        <w:t>이 음반을 통해 아날로그 바이닐의 따뜻한 숨결 속에 영원히 박제된 찬란한 청춘의 미성이 전해주는 감동을 다시 한번 경험해 보시는 것은 어떨까요?</w:t>
+        <w:t>이 음반을 통해 아날로그 LP 특유의 따스한 온기와 70년대 순백의 청춘이 전해주는 감동을 다시 한번 경험해 보시는 것은 어떨까요?</w:t>
       </w:r>
     </w:p>
     <w:sectPr>
